--- a/testakten/statusfeststellung-gmbh-geschaeftsfuehrer-minderheit-erlangen/10_handelsregisterauszug_hrb.docx
+++ b/testakten/statusfeststellung-gmbh-geschaeftsfuehrer-minderheit-erlangen/10_handelsregisterauszug_hrb.docx
@@ -18,7 +18,7 @@
           <w:i w:val="0"/>
           <w:sz w:val="22"/>
         </w:rPr>
-        <w:t>Amtsgericht Fuerth, Abteilung B, HRB 18442</w:t>
+        <w:t>Amtsgericht Fürth, Abteilung B, HRB 18442</w:t>
       </w:r>
     </w:p>
     <w:p>
@@ -29,7 +29,7 @@
           <w:i w:val="0"/>
           <w:sz w:val="22"/>
         </w:rPr>
-        <w:t>Abrufdatum: 03.02.2026, Abruf durch Kanzlei Rehbogen und Kollegen ueber das gemeinsame Registerportal der Laender.</w:t>
+        <w:t>Abrufdatum: 03.02.2026, Abruf durch Kanzlei Rehbogen und Kollegen über das gemeinsame Registerportal der Länder.</w:t>
       </w:r>
     </w:p>
     <w:p>
@@ -59,7 +59,7 @@
           <w:i w:val="0"/>
           <w:sz w:val="22"/>
         </w:rPr>
-        <w:t>1.2 Sitz: Erlangen. Geschaeftsanschrift: Henkestrasse 91, 91054 Erlangen.</w:t>
+        <w:t>1.2 Sitz: Erlangen. Geschäftsanschrift: Henkestraße 91, 91054 Erlangen.</w:t>
       </w:r>
     </w:p>
     <w:p>
@@ -70,7 +70,7 @@
           <w:i w:val="0"/>
           <w:sz w:val="22"/>
         </w:rPr>
-        <w:t>1.3 Gegenstand: Entwicklung, klinische Erprobung, Zulassung und Vertrieb von Medizinprodukten der Neurotechnologie sowie zugehoerige Softwareentwicklung.</w:t>
+        <w:t>1.3 Gegenstand: Entwicklung, klinische Erprobung, Zulassung und Vertrieb von Medizinprodukten der Neurotechnologie sowie zugehörige Softwareentwicklung.</w:t>
       </w:r>
     </w:p>
     <w:p>
@@ -97,7 +97,7 @@
         <w:pStyle w:val="Heading2"/>
       </w:pPr>
       <w:r>
-        <w:t>3 Geschaeftsfuehrung, lfd. Eintragungen</w:t>
+        <w:t>3 Geschäftsführung, lfd. Eintragungen</w:t>
       </w:r>
     </w:p>
     <w:tbl>
@@ -203,7 +203,7 @@
                 <w:rFonts w:ascii="Times New Roman" w:hAnsi="Times New Roman"/>
                 <w:sz w:val="20"/>
               </w:rPr>
-              <w:t>Ersteintragung. Geschaeftsfuehrer: Dr. Henrik Vogt, einzelvertretungsberechtigt, befreit von den Beschraenkungen des Paragraf 181 BGB.</w:t>
+              <w:t>Ersteintragung. Geschäftsführer: Dr. Henrik Vogt, einzelvertretungsberechtigt, befreit von den Beschränkungen des Paragrafen 181 BGB.</w:t>
             </w:r>
           </w:p>
         </w:tc>
@@ -250,7 +250,7 @@
                 <w:rFonts w:ascii="Times New Roman" w:hAnsi="Times New Roman"/>
                 <w:sz w:val="20"/>
               </w:rPr>
-              <w:t>Kapitalerhoehung auf 100000,00 EUR nach Eintritt der FrankenHealth Ventures GmbH und der Frau Dr. Miriam Seidl.</w:t>
+              <w:t>Kapitalerhöhung auf 100000,00 EUR nach Eintritt der FrankenHealth Ventures GmbH und der Frau Dr. Miriam Seidl.</w:t>
             </w:r>
           </w:p>
         </w:tc>
@@ -344,7 +344,7 @@
                 <w:rFonts w:ascii="Times New Roman" w:hAnsi="Times New Roman"/>
                 <w:sz w:val="20"/>
               </w:rPr>
-              <w:t>Neufassung Paragraf 6 und Paragraf 9 des Gesellschaftsvertrags (Sperrminoritaet, Vinkulierung) aufgrund Beschlusses vom 02.09.2025, Urkunde des Notars Dr. Alfons Reinboth, Urkundenrolle Nr. 501/2025.</w:t>
+              <w:t>Neufassung Paragraf 6 und Paragraf 9 des Gesellschaftsvertrags (Sperrminorität, Vinkulierung) aufgrund Beschlusses vom 02.09.2025, Urkunde des Notars Dr. Alfons Reinboth, Urkundenrolle Nr. 501/2025.</w:t>
             </w:r>
           </w:p>
         </w:tc>
@@ -400,7 +400,7 @@
                 <w:b/>
                 <w:sz w:val="20"/>
               </w:rPr>
-              <w:t>Geschaeftsanteil Nr.</w:t>
+              <w:t>Geschäftsanteil Nr.</w:t>
             </w:r>
           </w:p>
         </w:tc>
@@ -449,7 +449,7 @@
                 <w:rFonts w:ascii="Times New Roman" w:hAnsi="Times New Roman"/>
                 <w:sz w:val="20"/>
               </w:rPr>
-              <w:t>FrankenHealth Ventures GmbH, Muenchen</w:t>
+              <w:t>FrankenHealth Ventures GmbH, München</w:t>
             </w:r>
           </w:p>
         </w:tc>
@@ -573,7 +573,7 @@
                 <w:rFonts w:ascii="Times New Roman" w:hAnsi="Times New Roman"/>
                 <w:sz w:val="20"/>
               </w:rPr>
-              <w:t>Dr. Miriam Seidl, Nuernberg</w:t>
+              <w:t>Dr. Miriam Seidl, Nürnberg</w:t>
             </w:r>
           </w:p>
         </w:tc>
@@ -641,28 +641,104 @@
           <w:i w:val="0"/>
           <w:sz w:val="22"/>
         </w:rPr>
-        <w:t>Dr. Henrik Vogt ist einzelvertretungsberechtigter Geschaeftsfuehrer, befreit von den Beschraenkungen des Paragraf 181 BGB. Ein Prokurist ist nicht bestellt.</w:t>
-      </w:r>
-    </w:p>
-    <w:p>
-      <w:r>
-        <w:rPr>
-          <w:rFonts w:ascii="Times New Roman" w:hAnsi="Times New Roman"/>
-          <w:b w:val="0"/>
-          <w:i w:val="0"/>
-          <w:sz w:val="22"/>
-        </w:rPr>
-        <w:t>Formathinweis: Dieses Aktenstück wird in Times New Roman, 11 pt, mit ausschließlich dezimaler Gliederung ausgegeben.</w:t>
+        <w:t>Dr. Henrik Vogt ist einzelvertretungsberechtigter Geschäftsführer, befreit von den Beschränkungen des Paragrafen 181 BGB. Ein Prokurist ist nicht bestellt.</w:t>
       </w:r>
     </w:p>
     <w:sectPr>
-      <w:pgSz w:w="12240" w:h="15840"/>
-      <w:pgMar w:top="1440" w:right="1800" w:bottom="1440" w:left="1800" w:header="720" w:footer="720" w:gutter="0"/>
+      <w:headerReference w:type="default" r:id="rId9"/>
+      <w:footerReference w:type="default" r:id="rId10"/>
+      <w:pgSz w:w="11906" w:h="16838"/>
+      <w:pgMar w:top="1440" w:right="1800" w:bottom="1440" w:left="1800" w:header="680" w:footer="567" w:gutter="0"/>
       <w:cols w:space="720"/>
       <w:docGrid w:linePitch="360"/>
     </w:sectPr>
   </w:body>
 </w:document>
+</file>
+
+<file path=word/footer1.xml><?xml version="1.0" encoding="utf-8"?>
+<w:ftr xmlns:m="http://schemas.openxmlformats.org/officeDocument/2006/math" xmlns:mc="http://schemas.openxmlformats.org/markup-compatibility/2006" xmlns:mo="http://schemas.microsoft.com/office/mac/office/2008/main" xmlns:mv="urn:schemas-microsoft-com:mac:vml" xmlns:o="urn:schemas-microsoft-com:office:office" xmlns:r="http://schemas.openxmlformats.org/officeDocument/2006/relationships" xmlns:v="urn:schemas-microsoft-com:vml" xmlns:w10="urn:schemas-microsoft-com:office:word" xmlns:w14="http://schemas.microsoft.com/office/word/2010/wordml" xmlns:w="http://schemas.openxmlformats.org/wordprocessingml/2006/main" xmlns:wne="http://schemas.microsoft.com/office/word/2006/wordml" xmlns:wp14="http://schemas.microsoft.com/office/word/2010/wordprocessingDrawing" xmlns:wp="http://schemas.openxmlformats.org/drawingml/2006/wordprocessingDrawing" xmlns:wpc="http://schemas.microsoft.com/office/word/2010/wordprocessingCanvas" xmlns:wpg="http://schemas.microsoft.com/office/word/2010/wordprocessingGroup" xmlns:wpi="http://schemas.microsoft.com/office/word/2010/wordprocessingInk" xmlns:wps="http://schemas.microsoft.com/office/word/2010/wordprocessingShape" mc:Ignorable="w14 wp14">
+  <w:p>
+    <w:pPr>
+      <w:pStyle w:val="Footer"/>
+      <w:tabs>
+        <w:tab w:pos="9071" w:val="right"/>
+      </w:tabs>
+      <w:jc w:val="left"/>
+    </w:pPr>
+    <w:r>
+      <w:rPr>
+        <w:rFonts w:ascii="Times New Roman" w:hAnsi="Times New Roman"/>
+        <w:color w:val="6B6B66"/>
+        <w:sz w:val="16"/>
+      </w:rPr>
+    </w:r>
+    <w:r>
+      <w:rPr>
+        <w:rFonts w:ascii="Times New Roman" w:hAnsi="Times New Roman"/>
+        <w:color w:val="6B6B66"/>
+        <w:sz w:val="16"/>
+      </w:rPr>
+      <w:t>Amtsgericht Fürth</w:t>
+    </w:r>
+    <w:r>
+      <w:rPr>
+        <w:rFonts w:ascii="Times New Roman" w:hAnsi="Times New Roman"/>
+        <w:color w:val="6B6B66"/>
+        <w:sz w:val="16"/>
+      </w:rPr>
+      <w:tab/>
+      <w:t xml:space="preserve">Seite </w:t>
+    </w:r>
+    <w:r>
+      <w:rPr>
+        <w:rFonts w:ascii="Times New Roman" w:hAnsi="Times New Roman"/>
+        <w:color w:val="6B6B66"/>
+        <w:sz w:val="16"/>
+      </w:rPr>
+      <w:fldChar w:fldCharType="begin"/>
+      <w:instrText xml:space="preserve"> PAGE </w:instrText>
+      <w:fldChar w:fldCharType="end"/>
+    </w:r>
+  </w:p>
+</w:ftr>
+</file>
+
+<file path=word/header1.xml><?xml version="1.0" encoding="utf-8"?>
+<w:hdr xmlns:m="http://schemas.openxmlformats.org/officeDocument/2006/math" xmlns:mc="http://schemas.openxmlformats.org/markup-compatibility/2006" xmlns:mo="http://schemas.microsoft.com/office/mac/office/2008/main" xmlns:mv="urn:schemas-microsoft-com:mac:vml" xmlns:o="urn:schemas-microsoft-com:office:office" xmlns:r="http://schemas.openxmlformats.org/officeDocument/2006/relationships" xmlns:v="urn:schemas-microsoft-com:vml" xmlns:w10="urn:schemas-microsoft-com:office:word" xmlns:w14="http://schemas.microsoft.com/office/word/2010/wordml" xmlns:w="http://schemas.openxmlformats.org/wordprocessingml/2006/main" xmlns:wne="http://schemas.microsoft.com/office/word/2006/wordml" xmlns:wp14="http://schemas.microsoft.com/office/word/2010/wordprocessingDrawing" xmlns:wp="http://schemas.openxmlformats.org/drawingml/2006/wordprocessingDrawing" xmlns:wpc="http://schemas.microsoft.com/office/word/2010/wordprocessingCanvas" xmlns:wpg="http://schemas.microsoft.com/office/word/2010/wordprocessingGroup" xmlns:wpi="http://schemas.microsoft.com/office/word/2010/wordprocessingInk" xmlns:wps="http://schemas.microsoft.com/office/word/2010/wordprocessingShape" mc:Ignorable="w14 wp14">
+  <w:p>
+    <w:pPr>
+      <w:pStyle w:val="Header"/>
+      <w:jc w:val="left"/>
+    </w:pPr>
+    <w:r/>
+    <w:r>
+      <w:rPr>
+        <w:rFonts w:ascii="Times New Roman" w:hAnsi="Times New Roman"/>
+        <w:b/>
+        <w:color w:val="3B3F45"/>
+        <w:sz w:val="24"/>
+      </w:rPr>
+      <w:t>Amtsgericht Fürth</w:t>
+    </w:r>
+  </w:p>
+  <w:p>
+    <w:pPr>
+      <w:jc w:val="left"/>
+      <w:pBdr>
+        <w:bottom w:val="single" w:sz="6" w:space="2" w:color="3B3F45"/>
+      </w:pBdr>
+    </w:pPr>
+    <w:r>
+      <w:rPr>
+        <w:rFonts w:ascii="Times New Roman" w:hAnsi="Times New Roman"/>
+        <w:color w:val="6B6B66"/>
+        <w:sz w:val="16"/>
+      </w:rPr>
+      <w:t>Abteilung B, HRB 18442</w:t>
+    </w:r>
+  </w:p>
+</w:hdr>
 </file>
 
 <file path=word/numbering.xml><?xml version="1.0" encoding="utf-8"?>
